--- a/Fiche_Thibaut_Rummens_2026-2027.docx
+++ b/Fiche_Thibaut_Rummens_2026-2027.docx
@@ -362,7 +362,7 @@
                 <w:sz w:val="16"/>
                 <w:szCs w:val="16"/>
               </w:rPr>
-              <w:t xml:space="preserve">   2016 · 9.8</w:t>
+              <w:t xml:space="preserve">   2016 · 9.9</w:t>
             </w:r>
           </w:p>
         </w:tc>
